--- a/guidelines_for_project_developement/Literature research for MOF simulations.docx
+++ b/guidelines_for_project_developement/Literature research for MOF simulations.docx
@@ -1,6 +1,6 @@
 
 <file path=word/document.xml><?xml version="1.0" encoding="utf-8"?>
-<w:document xmlns:wpc="http://schemas.microsoft.com/office/word/2010/wordprocessingCanvas" xmlns:cx="http://schemas.microsoft.com/office/drawing/2014/chartex" xmlns:cx1="http://schemas.microsoft.com/office/drawing/2015/9/8/chartex" xmlns:cx2="http://schemas.microsoft.com/office/drawing/2015/10/21/chartex" xmlns:cx3="http://schemas.microsoft.com/office/drawing/2016/5/9/chartex" xmlns:cx4="http://schemas.microsoft.com/office/drawing/2016/5/10/chartex" xmlns:cx5="http://schemas.microsoft.com/office/drawing/2016/5/11/chartex" xmlns:cx6="http://schemas.microsoft.com/office/drawing/2016/5/12/chartex" xmlns:cx7="http://schemas.microsoft.com/office/drawing/2016/5/13/chartex" xmlns:cx8="http://schemas.microsoft.com/office/drawing/2016/5/14/chartex" xmlns:mc="http://schemas.openxmlformats.org/markup-compatibility/2006" xmlns:m="http://schemas.openxmlformats.org/officeDocument/2006/math" xmlns:aink="http://schemas.microsoft.com/office/drawing/2016/ink" xmlns:am3d="http://schemas.microsoft.com/office/drawing/2017/model3d" xmlns:oel="http://schemas.microsoft.com/office/2019/extlst" xmlns:r="http://schemas.openxmlformats.org/officeDocument/2006/relationships" xmlns:wp14="http://schemas.microsoft.com/office/word/2010/wordprocessingDrawing" xmlns:wp="http://schemas.openxmlformats.org/drawingml/2006/wordprocessingDrawing" xmlns:wpg="http://schemas.microsoft.com/office/word/2010/wordprocessingGroup" xmlns:wpi="http://schemas.microsoft.com/office/word/2010/wordprocessingInk" xmlns:wps="http://schemas.microsoft.com/office/word/2010/wordprocessingShape" xmlns:o="urn:schemas-microsoft-com:office:office" xmlns:v="urn:schemas-microsoft-com:vml" xmlns:w10="urn:schemas-microsoft-com:office:word" xmlns:w="http://schemas.openxmlformats.org/wordprocessingml/2006/main" xmlns:w14="http://schemas.microsoft.com/office/word/2010/wordml" xmlns:w15="http://schemas.microsoft.com/office/word/2012/wordml" xmlns:w16cex="http://schemas.microsoft.com/office/word/2018/wordml/cex" xmlns:w16cid="http://schemas.microsoft.com/office/word/2016/wordml/cid" xmlns:w16="http://schemas.microsoft.com/office/word/2018/wordml" xmlns:w16sdtdh="http://schemas.microsoft.com/office/word/2020/wordml/sdtdatahash" xmlns:w16sdtfl="http://schemas.microsoft.com/office/word/2024/wordml/sdtformatlock" xmlns:w16se="http://schemas.microsoft.com/office/word/2015/wordml/symex" xmlns:w16du="http://schemas.microsoft.com/office/word/2023/wordml/word16du" xmlns:wne="http://schemas.microsoft.com/office/word/2006/wordml" mc:Ignorable="w14 w15 w16se w16cid w16 w16cex w16sdtdh w16sdtfl w16du wp14">
+<w:document xmlns:wpc="http://schemas.microsoft.com/office/word/2010/wordprocessingCanvas" xmlns:cx="http://schemas.microsoft.com/office/drawing/2014/chartex" xmlns:cx1="http://schemas.microsoft.com/office/drawing/2015/9/8/chartex" xmlns:cx2="http://schemas.microsoft.com/office/drawing/2015/10/21/chartex" xmlns:cx3="http://schemas.microsoft.com/office/drawing/2016/5/9/chartex" xmlns:cx4="http://schemas.microsoft.com/office/drawing/2016/5/10/chartex" xmlns:cx5="http://schemas.microsoft.com/office/drawing/2016/5/11/chartex" xmlns:cx6="http://schemas.microsoft.com/office/drawing/2016/5/12/chartex" xmlns:cx7="http://schemas.microsoft.com/office/drawing/2016/5/13/chartex" xmlns:cx8="http://schemas.microsoft.com/office/drawing/2016/5/14/chartex" xmlns:mc="http://schemas.openxmlformats.org/markup-compatibility/2006" xmlns:m="http://schemas.openxmlformats.org/officeDocument/2006/math" xmlns:aink="http://schemas.microsoft.com/office/drawing/2016/ink" xmlns:am3d="http://schemas.microsoft.com/office/drawing/2017/model3d" xmlns:oel="http://schemas.microsoft.com/office/2019/extlst" xmlns:r="http://schemas.openxmlformats.org/officeDocument/2006/relationships" xmlns:wp14="http://schemas.microsoft.com/office/word/2010/wordprocessingDrawing" xmlns:wp="http://schemas.openxmlformats.org/drawingml/2006/wordprocessingDrawing" xmlns:wpg="http://schemas.microsoft.com/office/word/2010/wordprocessingGroup" xmlns:wpi="http://schemas.microsoft.com/office/word/2010/wordprocessingInk" xmlns:wps="http://schemas.microsoft.com/office/word/2010/wordprocessingShape" xmlns:o="urn:schemas-microsoft-com:office:office" xmlns:v="urn:schemas-microsoft-com:vml" xmlns:w10="urn:schemas-microsoft-com:office:word" xmlns:w="http://schemas.openxmlformats.org/wordprocessingml/2006/main" xmlns:w14="http://schemas.microsoft.com/office/word/2010/wordml" xmlns:w15="http://schemas.microsoft.com/office/word/2012/wordml" xmlns:w16cei="http://schemas.microsoft.com/office/word/2026/wordml/cei" xmlns:w16cex="http://schemas.microsoft.com/office/word/2018/wordml/cex" xmlns:w16cid="http://schemas.microsoft.com/office/word/2016/wordml/cid" xmlns:w16="http://schemas.microsoft.com/office/word/2018/wordml" xmlns:w16sdtdh="http://schemas.microsoft.com/office/word/2020/wordml/sdtdatahash" xmlns:w16sdtfl="http://schemas.microsoft.com/office/word/2024/wordml/sdtformatlock" xmlns:w16se="http://schemas.microsoft.com/office/word/2015/wordml/symex" xmlns:w16du="http://schemas.microsoft.com/office/word/2023/wordml/word16du" xmlns:wne="http://schemas.microsoft.com/office/word/2006/wordml" mc:Ignorable="w14 w15 w16se w16cid w16 w16cex w16sdtdh w16sdtfl w16du wp14">
   <w:body>
     <w:p>
       <w:pPr>
@@ -745,27 +745,19 @@
         <w:rPr>
           <w:lang w:val="en-GB"/>
         </w:rPr>
-        <w:t xml:space="preserve">Active </w:t>
-      </w:r>
-      <w:r>
-        <w:rPr>
-          <w:lang w:val="en-GB"/>
-        </w:rPr>
-        <w:t xml:space="preserve">learning for e </w:t>
-      </w:r>
-      <w:proofErr w:type="spellStart"/>
-      <w:r>
-        <w:rPr>
-          <w:lang w:val="en-GB"/>
-        </w:rPr>
-        <w:t>cient</w:t>
-      </w:r>
-      <w:proofErr w:type="spellEnd"/>
-      <w:r>
-        <w:rPr>
-          <w:lang w:val="en-GB"/>
-        </w:rPr>
-        <w:t xml:space="preserve"> navigation of multi-</w:t>
+        <w:t>Active learning for e</w:t>
+      </w:r>
+      <w:r>
+        <w:rPr>
+          <w:lang w:val="en-GB"/>
+        </w:rPr>
+        <w:t>ffi</w:t>
+      </w:r>
+      <w:r>
+        <w:rPr>
+          <w:lang w:val="en-GB"/>
+        </w:rPr>
+        <w:t>cient navigation of multi-</w:t>
       </w:r>
       <w:r>
         <w:rPr>
@@ -1078,19 +1070,7 @@
         <w:rPr>
           <w:lang w:val="en-GB"/>
         </w:rPr>
-        <w:t>MLIP-MC: A Framework for Adsorption Simulations using</w:t>
-      </w:r>
-      <w:r>
-        <w:rPr>
-          <w:lang w:val="en-GB"/>
-        </w:rPr>
-        <w:t xml:space="preserve"> </w:t>
-      </w:r>
-      <w:r>
-        <w:rPr>
-          <w:lang w:val="en-GB"/>
-        </w:rPr>
-        <w:t>Machine-Learned Interatomic Potentials</w:t>
+        <w:t>MLIP-MC: A Framework for Adsorption Simulations using Machine-Learned Interatomic Potentials</w:t>
       </w:r>
     </w:p>
     <w:p>
@@ -6927,7 +6907,7 @@
 </file>
 
 <file path=word/numbering.xml><?xml version="1.0" encoding="utf-8"?>
-<w:numbering xmlns:wpc="http://schemas.microsoft.com/office/word/2010/wordprocessingCanvas" xmlns:cx="http://schemas.microsoft.com/office/drawing/2014/chartex" xmlns:cx1="http://schemas.microsoft.com/office/drawing/2015/9/8/chartex" xmlns:cx2="http://schemas.microsoft.com/office/drawing/2015/10/21/chartex" xmlns:cx3="http://schemas.microsoft.com/office/drawing/2016/5/9/chartex" xmlns:cx4="http://schemas.microsoft.com/office/drawing/2016/5/10/chartex" xmlns:cx5="http://schemas.microsoft.com/office/drawing/2016/5/11/chartex" xmlns:cx6="http://schemas.microsoft.com/office/drawing/2016/5/12/chartex" xmlns:cx7="http://schemas.microsoft.com/office/drawing/2016/5/13/chartex" xmlns:cx8="http://schemas.microsoft.com/office/drawing/2016/5/14/chartex" xmlns:mc="http://schemas.openxmlformats.org/markup-compatibility/2006" xmlns:m="http://schemas.openxmlformats.org/officeDocument/2006/math" xmlns:aink="http://schemas.microsoft.com/office/drawing/2016/ink" xmlns:am3d="http://schemas.microsoft.com/office/drawing/2017/model3d" xmlns:oel="http://schemas.microsoft.com/office/2019/extlst" xmlns:r="http://schemas.openxmlformats.org/officeDocument/2006/relationships" xmlns:wp14="http://schemas.microsoft.com/office/word/2010/wordprocessingDrawing" xmlns:wp="http://schemas.openxmlformats.org/drawingml/2006/wordprocessingDrawing" xmlns:wpg="http://schemas.microsoft.com/office/word/2010/wordprocessingGroup" xmlns:wpi="http://schemas.microsoft.com/office/word/2010/wordprocessingInk" xmlns:wps="http://schemas.microsoft.com/office/word/2010/wordprocessingShape" xmlns:o="urn:schemas-microsoft-com:office:office" xmlns:v="urn:schemas-microsoft-com:vml" xmlns:w10="urn:schemas-microsoft-com:office:word" xmlns:w="http://schemas.openxmlformats.org/wordprocessingml/2006/main" xmlns:w14="http://schemas.microsoft.com/office/word/2010/wordml" xmlns:w15="http://schemas.microsoft.com/office/word/2012/wordml" xmlns:w16cex="http://schemas.microsoft.com/office/word/2018/wordml/cex" xmlns:w16cid="http://schemas.microsoft.com/office/word/2016/wordml/cid" xmlns:w16="http://schemas.microsoft.com/office/word/2018/wordml" xmlns:w16sdtdh="http://schemas.microsoft.com/office/word/2020/wordml/sdtdatahash" xmlns:w16sdtfl="http://schemas.microsoft.com/office/word/2024/wordml/sdtformatlock" xmlns:w16se="http://schemas.microsoft.com/office/word/2015/wordml/symex" xmlns:w16du="http://schemas.microsoft.com/office/word/2023/wordml/word16du" xmlns:wne="http://schemas.microsoft.com/office/word/2006/wordml" mc:Ignorable="w14 w15 w16se w16cid w16 w16cex w16sdtdh w16sdtfl w16du wp14">
+<w:numbering xmlns:wpc="http://schemas.microsoft.com/office/word/2010/wordprocessingCanvas" xmlns:cx="http://schemas.microsoft.com/office/drawing/2014/chartex" xmlns:cx1="http://schemas.microsoft.com/office/drawing/2015/9/8/chartex" xmlns:cx2="http://schemas.microsoft.com/office/drawing/2015/10/21/chartex" xmlns:cx3="http://schemas.microsoft.com/office/drawing/2016/5/9/chartex" xmlns:cx4="http://schemas.microsoft.com/office/drawing/2016/5/10/chartex" xmlns:cx5="http://schemas.microsoft.com/office/drawing/2016/5/11/chartex" xmlns:cx6="http://schemas.microsoft.com/office/drawing/2016/5/12/chartex" xmlns:cx7="http://schemas.microsoft.com/office/drawing/2016/5/13/chartex" xmlns:cx8="http://schemas.microsoft.com/office/drawing/2016/5/14/chartex" xmlns:mc="http://schemas.openxmlformats.org/markup-compatibility/2006" xmlns:m="http://schemas.openxmlformats.org/officeDocument/2006/math" xmlns:aink="http://schemas.microsoft.com/office/drawing/2016/ink" xmlns:am3d="http://schemas.microsoft.com/office/drawing/2017/model3d" xmlns:oel="http://schemas.microsoft.com/office/2019/extlst" xmlns:r="http://schemas.openxmlformats.org/officeDocument/2006/relationships" xmlns:wp14="http://schemas.microsoft.com/office/word/2010/wordprocessingDrawing" xmlns:wp="http://schemas.openxmlformats.org/drawingml/2006/wordprocessingDrawing" xmlns:wpg="http://schemas.microsoft.com/office/word/2010/wordprocessingGroup" xmlns:wpi="http://schemas.microsoft.com/office/word/2010/wordprocessingInk" xmlns:wps="http://schemas.microsoft.com/office/word/2010/wordprocessingShape" xmlns:o="urn:schemas-microsoft-com:office:office" xmlns:v="urn:schemas-microsoft-com:vml" xmlns:w10="urn:schemas-microsoft-com:office:word" xmlns:w="http://schemas.openxmlformats.org/wordprocessingml/2006/main" xmlns:w14="http://schemas.microsoft.com/office/word/2010/wordml" xmlns:w15="http://schemas.microsoft.com/office/word/2012/wordml" xmlns:w16cei="http://schemas.microsoft.com/office/word/2026/wordml/cei" xmlns:w16cex="http://schemas.microsoft.com/office/word/2018/wordml/cex" xmlns:w16cid="http://schemas.microsoft.com/office/word/2016/wordml/cid" xmlns:w16="http://schemas.microsoft.com/office/word/2018/wordml" xmlns:w16sdtdh="http://schemas.microsoft.com/office/word/2020/wordml/sdtdatahash" xmlns:w16sdtfl="http://schemas.microsoft.com/office/word/2024/wordml/sdtformatlock" xmlns:w16se="http://schemas.microsoft.com/office/word/2015/wordml/symex" xmlns:w16du="http://schemas.microsoft.com/office/word/2023/wordml/word16du" xmlns:wne="http://schemas.microsoft.com/office/word/2006/wordml" mc:Ignorable="w14 w15 w16se w16cid w16 w16cex w16sdtdh w16sdtfl w16du wp14">
   <w:abstractNum w:abstractNumId="0" w15:restartNumberingAfterBreak="0">
     <w:nsid w:val="00BA2057"/>
     <w:multiLevelType w:val="hybridMultilevel"/>
@@ -9725,6 +9705,7 @@
   <w:style w:type="character" w:default="1" w:styleId="Absatz-Standardschriftart">
     <w:name w:val="Default Paragraph Font"/>
     <w:uiPriority w:val="1"/>
+    <w:semiHidden/>
     <w:unhideWhenUsed/>
   </w:style>
   <w:style w:type="table" w:default="1" w:styleId="NormaleTabelle">
